--- a/StageZero-Home-Hosting-Guide.docx
+++ b/StageZero-Home-Hosting-Guide.docx
@@ -1269,7 +1269,7 @@
                 <w:sz w:val="19"/>
                 <w:szCs w:val="19"/>
               </w:rPr>
-              <w:t xml:space="preserve">Most residential ISPs block inbound port 25 (SMTP) and sometimes port 80. Port 443 is usually open but you should verify with your ISP before proceeding. If your ISP uses CGNAT (Carrier-Grade NAT), you will not be able to port-forward at all and will need to use a tunnel service like Cloudflare Tunnel instead.</w:t>
+              <w:t xml:space="preserve">Most residential ISPs block inbound port 25 (SMTP) and sometimes port 80. Port 443 is usually open but you should verify with your ISP before proceeding. If your ISP uses CGNAT (Carrier-Grade NAT), you will not be able to port-forward at all and will need to either request a non-CGNAT (dedicated/static) IP from your ISP or host StageZero on a VPS with a public IP instead.</w:t>
             </w:r>
           </w:p>
         </w:tc>
